--- a/manuscript/supplement_v10_zh.docx
+++ b/manuscript/supplement_v10_zh.docx
@@ -13419,19 +13419,29 @@
     </w:p>
     <w:p>
       <w:r>
-        <w:t>公开审稿资料仓库采用固定标签paper-v10-20261019，下载该标签即可取得代码、配置、结果、逐目标预测及图表源数据。运行verify_saved_results.py可用标准库核对主要表格和样本分布；运行verify_predictions.py --bootstrap可复算论文的均值与条件配对区间。</w:t>
+        <w:t>公开资料仓库采用固定标签paper-v10-20261019-r2，包含代码、配置、结果、逐目标预测、图表源数据及40个原始CSV的数据子集下载入口。运行verify_saved_results.py可核对主要表格与样本分布；运行verify_predictions.py --bootstrap可复算保存预测的均值与条件配对区间。</w:t>
       </w:r>
     </w:p>
     <w:p>
       <w:r>
-        <w:t>公开库包含主比较和正文组件消融所需的保存预测，不启动模型训练即可完成结果核查。大型原始传感器CSV由MmCows官方渠道获取；作者的私人仓库保留全量模型、缓存、环境与恢复记录，作为完整实验工作区的备份。原数据与第三方源码的许可按各自来源保留。</w:t>
+        <w:t>本文实际使用的2023年7月25日、C01—C10传感器与标签CSV以GitHub Release附件提供，运行data/download_dataset.py可下载并校验。完整MmCows数据由原作者渠道提供，原始数据与第三方源码均保留其来源及许可。</w:t>
       </w:r>
     </w:p>
     <w:p>
       <w:r>
-        <w:t>仓库：https://github.com/ziluo8080/Cattle_Behavior_Recognition_Paper</w:t>
-        <w:br/>
-        <w:t>原始数据：https://github.com/neis-lab/mmcows</w:t>
+        <w:t>本文项目仓库：</w:t>
+      </w:r>
+      <w:hyperlink r:id="rIdPublicDataset20261019">
+        <w:r>
+          <w:rPr>
+            <w:color w:val="0563C1"/>
+            <w:u w:val="single"/>
+          </w:rPr>
+          <w:t>https://github.com/ziluo8080/Cattle_Behavior_Recognition_Paper</w:t>
+        </w:r>
+      </w:hyperlink>
+      <w:r>
+        <w:t>；原始数据项目：https://github.com/neis-lab/mmcows。</w:t>
       </w:r>
     </w:p>
     <w:sectPr>
